--- a/Политика конфиденциальности.docx
+++ b/Политика конфиденциальности.docx
@@ -79,15 +79,7 @@
         </w:numPr>
       </w:pPr>
       <w:r>
-        <w:t>Адрес электронной почты (</w:t>
-      </w:r>
-      <w:proofErr w:type="spellStart"/>
-      <w:r>
-        <w:t>e-mail</w:t>
-      </w:r>
-      <w:proofErr w:type="spellEnd"/>
-      <w:r>
-        <w:t>);</w:t>
+        <w:t>Адрес электронной почты (e-mail);</w:t>
       </w:r>
     </w:p>
     <w:p>
@@ -131,15 +123,7 @@
         </w:numPr>
       </w:pPr>
       <w:r>
-        <w:t xml:space="preserve">Технические данные (IP-адрес, данные файлов </w:t>
-      </w:r>
-      <w:proofErr w:type="spellStart"/>
-      <w:r>
-        <w:t>cookie</w:t>
-      </w:r>
-      <w:proofErr w:type="spellEnd"/>
-      <w:r>
-        <w:t>, тип браузера).</w:t>
+        <w:t>Технические данные (IP-адрес, данные файлов cookie, тип браузера).</w:t>
       </w:r>
     </w:p>
     <w:p>
@@ -271,7 +255,10 @@
     </w:p>
     <w:p>
       <w:r>
-        <w:t>Электронная почта: [E-mail]</w:t>
+        <w:t xml:space="preserve">Электронная почта: </w:t>
+      </w:r>
+      <w:r>
+        <w:t>info@tochilka.app</w:t>
       </w:r>
     </w:p>
     <w:p/>
@@ -1197,6 +1184,7 @@
   <w:style w:type="character" w:default="1" w:styleId="a0">
     <w:name w:val="Default Paragraph Font"/>
     <w:uiPriority w:val="1"/>
+    <w:semiHidden/>
     <w:unhideWhenUsed/>
   </w:style>
   <w:style w:type="table" w:default="1" w:styleId="a1">
